--- a/templates/SCOMET_Declaration.docx
+++ b/templates/SCOMET_Declaration.docx
@@ -11,7 +11,7 @@
       </w:pPr>
       <w:r>
         <w:rPr>
-          <w:rFonts w:eastAsia="Arial" w:cs="Arial" w:ascii="Arial" w:hAnsi="Arial"/>
+          <w:rFonts w:eastAsia="Arial" w:cs="Arial"/>
         </w:rPr>
         <w:t>To,</w:t>
       </w:r>
@@ -25,7 +25,7 @@
       </w:pPr>
       <w:r>
         <w:rPr>
-          <w:rFonts w:eastAsia="Arial" w:cs="Arial" w:ascii="Arial" w:hAnsi="Arial"/>
+          <w:rFonts w:eastAsia="Arial" w:cs="Arial"/>
         </w:rPr>
         <w:t>Deputy Commissioner of Customs,</w:t>
       </w:r>
@@ -39,7 +39,7 @@
       </w:pPr>
       <w:r>
         <w:rPr>
-          <w:rFonts w:eastAsia="Arial" w:cs="Arial" w:ascii="Arial" w:hAnsi="Arial"/>
+          <w:rFonts w:eastAsia="Arial" w:cs="Arial"/>
         </w:rPr>
         <w:t>ICD Khodiyar,</w:t>
       </w:r>
@@ -57,7 +57,7 @@
       </w:pPr>
       <w:r>
         <w:rPr>
-          <w:rFonts w:eastAsia="Arial" w:cs="Arial" w:ascii="Arial" w:hAnsi="Arial"/>
+          <w:rFonts w:eastAsia="Arial" w:cs="Arial"/>
           <w:b/>
           <w:bCs/>
           <w:u w:val="single"/>
@@ -74,7 +74,7 @@
       </w:pPr>
       <w:r>
         <w:rPr>
-          <w:rFonts w:eastAsia="Arial" w:cs="Arial" w:ascii="Arial" w:hAnsi="Arial"/>
+          <w:rFonts w:eastAsia="Arial" w:cs="Arial"/>
         </w:rPr>
       </w:r>
     </w:p>
@@ -111,7 +111,7 @@
       </w:pPr>
       <w:r>
         <w:rPr>
-          <w:rFonts w:eastAsia="Arial" w:cs="Arial" w:ascii="Arial" w:hAnsi="Arial"/>
+          <w:rFonts w:eastAsia="Arial" w:cs="Arial"/>
           <w:b w:val="false"/>
           <w:bCs w:val="false"/>
           <w:i w:val="false"/>
@@ -132,7 +132,7 @@
       </w:r>
       <w:r>
         <w:rPr>
-          <w:rFonts w:eastAsia="Arial" w:cs="Arial" w:ascii="Arial" w:hAnsi="Arial"/>
+          <w:rFonts w:eastAsia="Arial" w:cs="Arial"/>
         </w:rPr>
         <w:t>{{ generation_date }}</w:t>
       </w:r>
@@ -158,7 +158,7 @@
       </w:pPr>
       <w:r>
         <w:rPr>
-          <w:rFonts w:eastAsia="Arial" w:cs="Arial" w:ascii="Arial" w:hAnsi="Arial"/>
+          <w:rFonts w:eastAsia="Arial" w:cs="Arial"/>
           <w:b/>
           <w:bCs/>
           <w:u w:val="single"/>
@@ -177,7 +177,7 @@
       </w:pPr>
       <w:r>
         <w:rPr>
-          <w:rFonts w:eastAsia="Arial" w:cs="Arial" w:ascii="Arial" w:hAnsi="Arial"/>
+          <w:rFonts w:eastAsia="Arial" w:cs="Arial"/>
           <w:b/>
           <w:bCs/>
         </w:rPr>
@@ -197,7 +197,7 @@
       </w:pPr>
       <w:r>
         <w:rPr>
-          <w:rFonts w:eastAsia="Arial" w:cs="Arial" w:ascii="Arial" w:hAnsi="Arial"/>
+          <w:rFonts w:eastAsia="Arial" w:cs="Arial"/>
         </w:rPr>
         <w:t>Respected Sir,</w:t>
         <w:tab/>
@@ -212,7 +212,7 @@
       </w:pPr>
       <w:r>
         <w:rPr>
-          <w:rFonts w:eastAsia="Arial" w:cs="Arial" w:ascii="Arial" w:hAnsi="Arial"/>
+          <w:rFonts w:eastAsia="Arial" w:cs="Arial"/>
         </w:rPr>
       </w:r>
     </w:p>
@@ -249,7 +249,7 @@
       </w:pPr>
       <w:r>
         <w:rPr>
-          <w:rFonts w:eastAsia="Arial" w:cs="Arial" w:ascii="Arial" w:hAnsi="Arial"/>
+          <w:rFonts w:eastAsia="Arial" w:cs="Arial"/>
           <w:b w:val="false"/>
           <w:bCs w:val="false"/>
           <w:i w:val="false"/>
@@ -270,13 +270,13 @@
       </w:r>
       <w:r>
         <w:rPr>
-          <w:rFonts w:eastAsia="Arial" w:cs="Arial" w:ascii="Arial" w:hAnsi="Arial"/>
+          <w:rFonts w:eastAsia="Arial" w:cs="Arial"/>
         </w:rPr>
         <w:t>{{ scomet_product_desc }}</w:t>
       </w:r>
       <w:r>
         <w:rPr>
-          <w:rFonts w:eastAsia="Arial" w:cs="Arial" w:ascii="Arial" w:hAnsi="Arial"/>
+          <w:rFonts w:eastAsia="Arial" w:cs="Arial"/>
           <w:b w:val="false"/>
           <w:bCs w:val="false"/>
           <w:i w:val="false"/>
@@ -297,13 +297,13 @@
       </w:r>
       <w:r>
         <w:rPr>
-          <w:rFonts w:eastAsia="Arial" w:cs="Arial" w:ascii="Arial" w:hAnsi="Arial"/>
+          <w:rFonts w:eastAsia="Arial" w:cs="Arial"/>
         </w:rPr>
         <w:t>{{ invoice_no }}</w:t>
       </w:r>
       <w:r>
         <w:rPr>
-          <w:rFonts w:eastAsia="Arial" w:cs="Arial" w:ascii="Arial" w:hAnsi="Arial"/>
+          <w:rFonts w:eastAsia="Arial" w:cs="Arial"/>
           <w:b w:val="false"/>
           <w:bCs w:val="false"/>
           <w:i w:val="false"/>
@@ -324,13 +324,13 @@
       </w:r>
       <w:r>
         <w:rPr>
-          <w:rFonts w:eastAsia="Arial" w:cs="Arial" w:ascii="Arial" w:hAnsi="Arial"/>
+          <w:rFonts w:eastAsia="Arial" w:cs="Arial"/>
         </w:rPr>
         <w:t>{{ invoice_date }}</w:t>
       </w:r>
       <w:r>
         <w:rPr>
-          <w:rFonts w:eastAsia="Arial" w:cs="Arial" w:ascii="Arial" w:hAnsi="Arial"/>
+          <w:rFonts w:eastAsia="Arial" w:cs="Arial"/>
           <w:b w:val="false"/>
           <w:bCs w:val="false"/>
           <w:i w:val="false"/>
@@ -360,7 +360,7 @@
       </w:pPr>
       <w:r>
         <w:rPr>
-          <w:rFonts w:eastAsia="Arial" w:cs="Arial" w:ascii="Arial" w:hAnsi="Arial"/>
+          <w:rFonts w:eastAsia="Arial" w:cs="Arial"/>
         </w:rPr>
       </w:r>
     </w:p>
@@ -374,7 +374,7 @@
       </w:pPr>
       <w:r>
         <w:rPr>
-          <w:rFonts w:eastAsia="Arial" w:cs="Arial" w:ascii="Arial" w:hAnsi="Arial"/>
+          <w:rFonts w:eastAsia="Arial" w:cs="Arial"/>
         </w:rPr>
         <w:t xml:space="preserve">Therefore, we request you to clear cargo against shipping bill. </w:t>
       </w:r>
@@ -389,7 +389,7 @@
       </w:pPr>
       <w:r>
         <w:rPr>
-          <w:rFonts w:eastAsia="Arial" w:cs="Arial" w:ascii="Arial" w:hAnsi="Arial"/>
+          <w:rFonts w:eastAsia="Arial" w:cs="Arial"/>
         </w:rPr>
       </w:r>
     </w:p>
@@ -403,7 +403,7 @@
       </w:pPr>
       <w:r>
         <w:rPr>
-          <w:rFonts w:eastAsia="Arial" w:cs="Arial" w:ascii="Arial" w:hAnsi="Arial"/>
+          <w:rFonts w:eastAsia="Arial" w:cs="Arial"/>
         </w:rPr>
         <w:t>Thanking for your kind co-operation.</w:t>
       </w:r>
@@ -418,7 +418,7 @@
       </w:pPr>
       <w:r>
         <w:rPr>
-          <w:rFonts w:eastAsia="Arial" w:cs="Arial" w:ascii="Arial" w:hAnsi="Arial"/>
+          <w:rFonts w:eastAsia="Arial" w:cs="Arial"/>
         </w:rPr>
       </w:r>
     </w:p>
@@ -432,7 +432,7 @@
       </w:pPr>
       <w:r>
         <w:rPr>
-          <w:rFonts w:eastAsia="Arial" w:cs="Arial" w:ascii="Arial" w:hAnsi="Arial"/>
+          <w:rFonts w:eastAsia="Arial" w:cs="Arial"/>
         </w:rPr>
         <w:t xml:space="preserve">Yours Faithfully,                </w:t>
         <w:tab/>
@@ -545,7 +545,49 @@
           <w:shd w:fill="auto" w:val="clear"/>
           <w:vertAlign w:val="baseline"/>
         </w:rPr>
-        <w:t>For Horizon Enterprise</w:t>
+        <w:t>F</w:t>
+      </w:r>
+      <w:r>
+        <w:rPr>
+          <w:rFonts w:eastAsia="Andalus" w:cs="Andalus" w:ascii="Andalus" w:hAnsi="Andalus"/>
+          <w:b/>
+          <w:bCs/>
+          <w:i w:val="false"/>
+          <w:iCs w:val="false"/>
+          <w:caps w:val="false"/>
+          <w:smallCaps w:val="false"/>
+          <w:strike w:val="false"/>
+          <w:dstrike w:val="false"/>
+          <w:position w:val="0"/>
+          <w:sz w:val="26"/>
+          <w:sz w:val="26"/>
+          <w:szCs w:val="26"/>
+          <w:u w:val="none"/>
+          <w:shd w:fill="auto" w:val="clear"/>
+          <w:vertAlign w:val="baseline"/>
+        </w:rPr>
+        <w:t>OR</w:t>
+      </w:r>
+      <w:r>
+        <w:rPr>
+          <w:rFonts w:eastAsia="Andalus" w:cs="Andalus" w:ascii="Andalus" w:hAnsi="Andalus"/>
+          <w:b/>
+          <w:bCs/>
+          <w:i w:val="false"/>
+          <w:iCs w:val="false"/>
+          <w:caps w:val="false"/>
+          <w:smallCaps w:val="false"/>
+          <w:strike w:val="false"/>
+          <w:dstrike w:val="false"/>
+          <w:position w:val="0"/>
+          <w:sz w:val="26"/>
+          <w:sz w:val="26"/>
+          <w:szCs w:val="26"/>
+          <w:u w:val="none"/>
+          <w:shd w:fill="auto" w:val="clear"/>
+          <w:vertAlign w:val="baseline"/>
+        </w:rPr>
+        <w:t xml:space="preserve"> Horizon Enterprise</w:t>
       </w:r>
     </w:p>
     <w:p>
@@ -581,7 +623,7 @@
       </w:pPr>
       <w:r>
         <w:rPr>
-          <w:rFonts w:eastAsia="Arial" w:cs="Arial" w:ascii="Arial" w:hAnsi="Arial"/>
+          <w:rFonts w:eastAsia="Arial" w:cs="Arial"/>
           <w:b w:val="false"/>
           <w:bCs w:val="false"/>
           <w:i w:val="false"/>
@@ -632,24 +674,7 @@
         </w:rPr>
       </w:pPr>
       <w:r>
-        <w:rPr>
-          <w:rFonts w:eastAsia="Arial" w:cs="Arial" w:ascii="Arial" w:hAnsi="Arial"/>
-          <w:b w:val="false"/>
-          <w:bCs w:val="false"/>
-          <w:i w:val="false"/>
-          <w:iCs w:val="false"/>
-          <w:caps w:val="false"/>
-          <w:smallCaps w:val="false"/>
-          <w:strike w:val="false"/>
-          <w:dstrike w:val="false"/>
-          <w:position w:val="0"/>
-          <w:sz w:val="20"/>
-          <w:sz w:val="20"/>
-          <w:szCs w:val="20"/>
-          <w:u w:val="none"/>
-          <w:shd w:fill="auto" w:val="clear"/>
-          <w:vertAlign w:val="baseline"/>
-        </w:rPr>
+        <w:rPr/>
         <w:drawing>
           <wp:inline distT="0" distB="0" distL="0" distR="0">
             <wp:extent cx="2178050" cy="1016000"/>
@@ -721,7 +746,24 @@
         </w:rPr>
       </w:pPr>
       <w:r>
-        <w:rPr/>
+        <w:rPr>
+          <w:rFonts w:eastAsia="Andalus" w:cs="Andalus" w:ascii="Andalus" w:hAnsi="Andalus"/>
+          <w:b/>
+          <w:bCs/>
+          <w:i w:val="false"/>
+          <w:iCs w:val="false"/>
+          <w:caps w:val="false"/>
+          <w:smallCaps w:val="false"/>
+          <w:strike w:val="false"/>
+          <w:dstrike w:val="false"/>
+          <w:position w:val="0"/>
+          <w:sz w:val="26"/>
+          <w:sz w:val="26"/>
+          <w:szCs w:val="26"/>
+          <w:u w:val="none"/>
+          <w:shd w:fill="auto" w:val="clear"/>
+          <w:vertAlign w:val="baseline"/>
+        </w:rPr>
       </w:r>
     </w:p>
     <w:p>

--- a/templates/SCOMET_Declaration.docx
+++ b/templates/SCOMET_Declaration.docx
@@ -6,12 +6,16 @@
       <w:pPr>
         <w:pStyle w:val="normal1"/>
         <w:rPr>
-          <w:rFonts w:ascii="Arial" w:hAnsi="Arial" w:eastAsia="Arial" w:cs="Arial"/>
-        </w:rPr>
-      </w:pPr>
-      <w:r>
-        <w:rPr>
-          <w:rFonts w:eastAsia="Arial" w:cs="Arial"/>
+          <w:rFonts w:ascii="Arial" w:hAnsi="Arial"/>
+          <w:sz w:val="20"/>
+          <w:szCs w:val="20"/>
+        </w:rPr>
+      </w:pPr>
+      <w:r>
+        <w:rPr>
+          <w:rFonts w:eastAsia="Arial" w:cs="Arial" w:ascii="Arial" w:hAnsi="Arial"/>
+          <w:sz w:val="20"/>
+          <w:szCs w:val="20"/>
         </w:rPr>
         <w:t>To,</w:t>
       </w:r>
@@ -20,12 +24,16 @@
       <w:pPr>
         <w:pStyle w:val="normal1"/>
         <w:rPr>
-          <w:rFonts w:ascii="Arial" w:hAnsi="Arial" w:eastAsia="Arial" w:cs="Arial"/>
-        </w:rPr>
-      </w:pPr>
-      <w:r>
-        <w:rPr>
-          <w:rFonts w:eastAsia="Arial" w:cs="Arial"/>
+          <w:rFonts w:ascii="Arial" w:hAnsi="Arial"/>
+          <w:sz w:val="20"/>
+          <w:szCs w:val="20"/>
+        </w:rPr>
+      </w:pPr>
+      <w:r>
+        <w:rPr>
+          <w:rFonts w:eastAsia="Arial" w:cs="Arial" w:ascii="Arial" w:hAnsi="Arial"/>
+          <w:sz w:val="20"/>
+          <w:szCs w:val="20"/>
         </w:rPr>
         <w:t>Deputy Commissioner of Customs,</w:t>
       </w:r>
@@ -34,12 +42,16 @@
       <w:pPr>
         <w:pStyle w:val="normal1"/>
         <w:rPr>
-          <w:rFonts w:ascii="Arial" w:hAnsi="Arial" w:eastAsia="Arial" w:cs="Arial"/>
-        </w:rPr>
-      </w:pPr>
-      <w:r>
-        <w:rPr>
-          <w:rFonts w:eastAsia="Arial" w:cs="Arial"/>
+          <w:rFonts w:ascii="Arial" w:hAnsi="Arial"/>
+          <w:sz w:val="20"/>
+          <w:szCs w:val="20"/>
+        </w:rPr>
+      </w:pPr>
+      <w:r>
+        <w:rPr>
+          <w:rFonts w:eastAsia="Arial" w:cs="Arial" w:ascii="Arial" w:hAnsi="Arial"/>
+          <w:sz w:val="20"/>
+          <w:szCs w:val="20"/>
         </w:rPr>
         <w:t>ICD Khodiyar,</w:t>
       </w:r>
@@ -49,19 +61,20 @@
         <w:pStyle w:val="normal1"/>
         <w:ind w:right="90"/>
         <w:rPr>
-          <w:rFonts w:ascii="Arial" w:hAnsi="Arial" w:eastAsia="Arial" w:cs="Arial"/>
+          <w:rFonts w:ascii="Arial" w:hAnsi="Arial"/>
+          <w:sz w:val="20"/>
+          <w:szCs w:val="20"/>
+        </w:rPr>
+      </w:pPr>
+      <w:r>
+        <w:rPr>
+          <w:rFonts w:eastAsia="Arial" w:cs="Arial" w:ascii="Arial" w:hAnsi="Arial"/>
           <w:b/>
           <w:bCs/>
+          <w:sz w:val="20"/>
+          <w:szCs w:val="20"/>
           <w:u w:val="single"/>
         </w:rPr>
-      </w:pPr>
-      <w:r>
-        <w:rPr>
-          <w:rFonts w:eastAsia="Arial" w:cs="Arial"/>
-          <w:b/>
-          <w:bCs/>
-          <w:u w:val="single"/>
-        </w:rPr>
         <w:t>Ahmedabad.</w:t>
       </w:r>
     </w:p>
@@ -70,11 +83,15 @@
         <w:pStyle w:val="normal1"/>
         <w:rPr>
           <w:rFonts w:ascii="Arial" w:hAnsi="Arial" w:eastAsia="Arial" w:cs="Arial"/>
-        </w:rPr>
-      </w:pPr>
-      <w:r>
-        <w:rPr>
-          <w:rFonts w:eastAsia="Arial" w:cs="Arial"/>
+          <w:sz w:val="20"/>
+          <w:szCs w:val="20"/>
+        </w:rPr>
+      </w:pPr>
+      <w:r>
+        <w:rPr>
+          <w:rFonts w:eastAsia="Arial" w:cs="Arial" w:ascii="Arial" w:hAnsi="Arial"/>
+          <w:sz w:val="20"/>
+          <w:szCs w:val="20"/>
         </w:rPr>
       </w:r>
     </w:p>
@@ -89,6 +106,485 @@
         <w:spacing w:lineRule="auto" w:line="240" w:before="0" w:after="0"/>
         <w:ind w:hanging="0" w:left="0" w:right="0"/>
         <w:jc w:val="left"/>
+        <w:rPr>
+          <w:rFonts w:ascii="Arial" w:hAnsi="Arial"/>
+          <w:sz w:val="20"/>
+          <w:szCs w:val="20"/>
+        </w:rPr>
+      </w:pPr>
+      <w:r>
+        <w:rPr>
+          <w:rFonts w:eastAsia="Arial" w:cs="Arial" w:ascii="Arial" w:hAnsi="Arial"/>
+          <w:b w:val="false"/>
+          <w:bCs w:val="false"/>
+          <w:i w:val="false"/>
+          <w:iCs w:val="false"/>
+          <w:caps w:val="false"/>
+          <w:smallCaps w:val="false"/>
+          <w:strike w:val="false"/>
+          <w:dstrike w:val="false"/>
+          <w:position w:val="0"/>
+          <w:sz w:val="20"/>
+          <w:sz w:val="20"/>
+          <w:szCs w:val="20"/>
+          <w:u w:val="none"/>
+          <w:shd w:fill="auto" w:val="clear"/>
+          <w:vertAlign w:val="baseline"/>
+        </w:rPr>
+        <w:t xml:space="preserve">Dt. </w:t>
+      </w:r>
+      <w:r>
+        <w:rPr>
+          <w:rFonts w:eastAsia="Arial" w:cs="Arial" w:ascii="Arial" w:hAnsi="Arial"/>
+          <w:sz w:val="20"/>
+          <w:szCs w:val="20"/>
+        </w:rPr>
+        <w:t>{{ generation_date }}</w:t>
+      </w:r>
+    </w:p>
+    <w:p>
+      <w:pPr>
+        <w:pStyle w:val="normal1"/>
+        <w:rPr>
+          <w:rFonts w:ascii="Arial" w:hAnsi="Arial"/>
+          <w:sz w:val="20"/>
+          <w:szCs w:val="20"/>
+        </w:rPr>
+      </w:pPr>
+      <w:r>
+        <w:rPr>
+          <w:rFonts w:ascii="Arial" w:hAnsi="Arial"/>
+          <w:sz w:val="20"/>
+          <w:szCs w:val="20"/>
+        </w:rPr>
+      </w:r>
+    </w:p>
+    <w:p>
+      <w:pPr>
+        <w:pStyle w:val="normal1"/>
+        <w:rPr>
+          <w:rFonts w:ascii="Arial" w:hAnsi="Arial"/>
+          <w:sz w:val="20"/>
+          <w:szCs w:val="20"/>
+        </w:rPr>
+      </w:pPr>
+      <w:r>
+        <w:rPr>
+          <w:rFonts w:eastAsia="Arial" w:cs="Arial" w:ascii="Arial" w:hAnsi="Arial"/>
+          <w:b/>
+          <w:bCs/>
+          <w:sz w:val="20"/>
+          <w:szCs w:val="20"/>
+          <w:u w:val="single"/>
+        </w:rPr>
+        <w:t>SUB : DECLARATION LETTER FOR SCOMET LIST CATEGORY</w:t>
+      </w:r>
+    </w:p>
+    <w:p>
+      <w:pPr>
+        <w:pStyle w:val="normal1"/>
+        <w:rPr>
+          <w:rFonts w:ascii="Arial" w:hAnsi="Arial"/>
+          <w:sz w:val="20"/>
+          <w:szCs w:val="20"/>
+        </w:rPr>
+      </w:pPr>
+      <w:r>
+        <w:rPr>
+          <w:rFonts w:eastAsia="Arial" w:cs="Arial" w:ascii="Arial" w:hAnsi="Arial"/>
+          <w:b/>
+          <w:bCs/>
+          <w:sz w:val="20"/>
+          <w:szCs w:val="20"/>
+        </w:rPr>
+        <w:tab/>
+      </w:r>
+    </w:p>
+    <w:p>
+      <w:pPr>
+        <w:pStyle w:val="normal1"/>
+        <w:tabs>
+          <w:tab w:val="clear" w:pos="720"/>
+          <w:tab w:val="left" w:pos="6972" w:leader="none"/>
+        </w:tabs>
+        <w:rPr>
+          <w:rFonts w:ascii="Arial" w:hAnsi="Arial"/>
+          <w:sz w:val="20"/>
+          <w:szCs w:val="20"/>
+        </w:rPr>
+      </w:pPr>
+      <w:r>
+        <w:rPr>
+          <w:rFonts w:eastAsia="Arial" w:cs="Arial" w:ascii="Arial" w:hAnsi="Arial"/>
+          <w:sz w:val="20"/>
+          <w:szCs w:val="20"/>
+        </w:rPr>
+        <w:t>Respected Sir,</w:t>
+        <w:tab/>
+      </w:r>
+    </w:p>
+    <w:p>
+      <w:pPr>
+        <w:pStyle w:val="normal1"/>
+        <w:rPr>
+          <w:rFonts w:ascii="Arial" w:hAnsi="Arial" w:eastAsia="Arial" w:cs="Arial"/>
+          <w:sz w:val="20"/>
+          <w:szCs w:val="20"/>
+        </w:rPr>
+      </w:pPr>
+      <w:r>
+        <w:rPr>
+          <w:rFonts w:eastAsia="Arial" w:cs="Arial" w:ascii="Arial" w:hAnsi="Arial"/>
+          <w:sz w:val="20"/>
+          <w:szCs w:val="20"/>
+        </w:rPr>
+      </w:r>
+    </w:p>
+    <w:p>
+      <w:pPr>
+        <w:pStyle w:val="normal1"/>
+        <w:keepNext w:val="false"/>
+        <w:keepLines w:val="false"/>
+        <w:pageBreakBefore w:val="false"/>
+        <w:widowControl/>
+        <w:shd w:val="clear" w:fill="auto"/>
+        <w:spacing w:lineRule="auto" w:line="240" w:before="0" w:after="0"/>
+        <w:ind w:hanging="0" w:left="0" w:right="0"/>
+        <w:jc w:val="both"/>
+        <w:rPr>
+          <w:rFonts w:ascii="Arial" w:hAnsi="Arial"/>
+          <w:sz w:val="20"/>
+          <w:szCs w:val="20"/>
+        </w:rPr>
+      </w:pPr>
+      <w:r>
+        <w:rPr>
+          <w:rFonts w:eastAsia="Arial" w:cs="Arial" w:ascii="Arial" w:hAnsi="Arial"/>
+          <w:b w:val="false"/>
+          <w:bCs w:val="false"/>
+          <w:i w:val="false"/>
+          <w:iCs w:val="false"/>
+          <w:caps w:val="false"/>
+          <w:smallCaps w:val="false"/>
+          <w:strike w:val="false"/>
+          <w:dstrike w:val="false"/>
+          <w:position w:val="0"/>
+          <w:sz w:val="20"/>
+          <w:sz w:val="20"/>
+          <w:szCs w:val="20"/>
+          <w:u w:val="none"/>
+          <w:shd w:fill="auto" w:val="clear"/>
+          <w:vertAlign w:val="baseline"/>
+        </w:rPr>
+        <w:t>We hereby declare that our product “</w:t>
+      </w:r>
+      <w:r>
+        <w:rPr>
+          <w:rFonts w:eastAsia="Arial" w:cs="Arial" w:ascii="Arial" w:hAnsi="Arial"/>
+          <w:sz w:val="20"/>
+          <w:szCs w:val="20"/>
+        </w:rPr>
+        <w:t>{{ scomet_product_desc }}</w:t>
+      </w:r>
+      <w:r>
+        <w:rPr>
+          <w:rFonts w:eastAsia="Arial" w:cs="Arial" w:ascii="Arial" w:hAnsi="Arial"/>
+          <w:b w:val="false"/>
+          <w:bCs w:val="false"/>
+          <w:i w:val="false"/>
+          <w:iCs w:val="false"/>
+          <w:caps w:val="false"/>
+          <w:smallCaps w:val="false"/>
+          <w:strike w:val="false"/>
+          <w:dstrike w:val="false"/>
+          <w:position w:val="0"/>
+          <w:sz w:val="20"/>
+          <w:sz w:val="20"/>
+          <w:szCs w:val="20"/>
+          <w:u w:val="none"/>
+          <w:shd w:fill="auto" w:val="clear"/>
+          <w:vertAlign w:val="baseline"/>
+        </w:rPr>
+        <w:t xml:space="preserve">”, as per our Invoice No. </w:t>
+      </w:r>
+      <w:r>
+        <w:rPr>
+          <w:rFonts w:eastAsia="Arial" w:cs="Arial" w:ascii="Arial" w:hAnsi="Arial"/>
+          <w:sz w:val="20"/>
+          <w:szCs w:val="20"/>
+        </w:rPr>
+        <w:t>{{ invoice_no }}</w:t>
+      </w:r>
+      <w:r>
+        <w:rPr>
+          <w:rFonts w:eastAsia="Arial" w:cs="Arial" w:ascii="Arial" w:hAnsi="Arial"/>
+          <w:b w:val="false"/>
+          <w:bCs w:val="false"/>
+          <w:i w:val="false"/>
+          <w:iCs w:val="false"/>
+          <w:caps w:val="false"/>
+          <w:smallCaps w:val="false"/>
+          <w:strike w:val="false"/>
+          <w:dstrike w:val="false"/>
+          <w:position w:val="0"/>
+          <w:sz w:val="20"/>
+          <w:sz w:val="20"/>
+          <w:szCs w:val="20"/>
+          <w:u w:val="none"/>
+          <w:shd w:fill="auto" w:val="clear"/>
+          <w:vertAlign w:val="baseline"/>
+        </w:rPr>
+        <w:t xml:space="preserve"> DT </w:t>
+      </w:r>
+      <w:r>
+        <w:rPr>
+          <w:rFonts w:eastAsia="Arial" w:cs="Arial" w:ascii="Arial" w:hAnsi="Arial"/>
+          <w:sz w:val="20"/>
+          <w:szCs w:val="20"/>
+        </w:rPr>
+        <w:t>{{ invoice_date }}</w:t>
+      </w:r>
+      <w:r>
+        <w:rPr>
+          <w:rFonts w:eastAsia="Arial" w:cs="Arial" w:ascii="Arial" w:hAnsi="Arial"/>
+          <w:b w:val="false"/>
+          <w:bCs w:val="false"/>
+          <w:i w:val="false"/>
+          <w:iCs w:val="false"/>
+          <w:caps w:val="false"/>
+          <w:smallCaps w:val="false"/>
+          <w:strike w:val="false"/>
+          <w:dstrike w:val="false"/>
+          <w:position w:val="0"/>
+          <w:sz w:val="20"/>
+          <w:sz w:val="20"/>
+          <w:szCs w:val="20"/>
+          <w:u w:val="none"/>
+          <w:shd w:fill="auto" w:val="clear"/>
+          <w:vertAlign w:val="baseline"/>
+        </w:rPr>
+        <w:t xml:space="preserve"> are traded by us and not listed in SCOMET list.</w:t>
+      </w:r>
+    </w:p>
+    <w:p>
+      <w:pPr>
+        <w:pStyle w:val="normal1"/>
+        <w:jc w:val="both"/>
+        <w:rPr>
+          <w:rFonts w:ascii="Arial" w:hAnsi="Arial" w:eastAsia="Arial" w:cs="Arial"/>
+          <w:sz w:val="20"/>
+          <w:szCs w:val="20"/>
+        </w:rPr>
+      </w:pPr>
+      <w:r>
+        <w:rPr>
+          <w:rFonts w:eastAsia="Arial" w:cs="Arial" w:ascii="Arial" w:hAnsi="Arial"/>
+          <w:sz w:val="20"/>
+          <w:szCs w:val="20"/>
+        </w:rPr>
+      </w:r>
+    </w:p>
+    <w:p>
+      <w:pPr>
+        <w:pStyle w:val="normal1"/>
+        <w:jc w:val="both"/>
+        <w:rPr>
+          <w:rFonts w:ascii="Arial" w:hAnsi="Arial"/>
+          <w:sz w:val="20"/>
+          <w:szCs w:val="20"/>
+        </w:rPr>
+      </w:pPr>
+      <w:r>
+        <w:rPr>
+          <w:rFonts w:eastAsia="Arial" w:cs="Arial" w:ascii="Arial" w:hAnsi="Arial"/>
+          <w:sz w:val="20"/>
+          <w:szCs w:val="20"/>
+        </w:rPr>
+        <w:t xml:space="preserve">Therefore, we request you to clear cargo against shipping bill. </w:t>
+      </w:r>
+    </w:p>
+    <w:p>
+      <w:pPr>
+        <w:pStyle w:val="normal1"/>
+        <w:jc w:val="both"/>
+        <w:rPr>
+          <w:rFonts w:ascii="Arial" w:hAnsi="Arial" w:eastAsia="Arial" w:cs="Arial"/>
+          <w:sz w:val="20"/>
+          <w:szCs w:val="20"/>
+        </w:rPr>
+      </w:pPr>
+      <w:r>
+        <w:rPr>
+          <w:rFonts w:eastAsia="Arial" w:cs="Arial" w:ascii="Arial" w:hAnsi="Arial"/>
+          <w:sz w:val="20"/>
+          <w:szCs w:val="20"/>
+        </w:rPr>
+      </w:r>
+    </w:p>
+    <w:p>
+      <w:pPr>
+        <w:pStyle w:val="normal1"/>
+        <w:jc w:val="both"/>
+        <w:rPr>
+          <w:rFonts w:ascii="Arial" w:hAnsi="Arial"/>
+          <w:sz w:val="20"/>
+          <w:szCs w:val="20"/>
+        </w:rPr>
+      </w:pPr>
+      <w:r>
+        <w:rPr>
+          <w:rFonts w:eastAsia="Arial" w:cs="Arial" w:ascii="Arial" w:hAnsi="Arial"/>
+          <w:sz w:val="20"/>
+          <w:szCs w:val="20"/>
+        </w:rPr>
+        <w:t>Thanking for your kind co-operation.</w:t>
+      </w:r>
+    </w:p>
+    <w:p>
+      <w:pPr>
+        <w:pStyle w:val="normal1"/>
+        <w:jc w:val="both"/>
+        <w:rPr>
+          <w:rFonts w:ascii="Arial" w:hAnsi="Arial" w:eastAsia="Arial" w:cs="Arial"/>
+          <w:sz w:val="20"/>
+          <w:szCs w:val="20"/>
+        </w:rPr>
+      </w:pPr>
+      <w:r>
+        <w:rPr>
+          <w:rFonts w:eastAsia="Arial" w:cs="Arial" w:ascii="Arial" w:hAnsi="Arial"/>
+          <w:sz w:val="20"/>
+          <w:szCs w:val="20"/>
+        </w:rPr>
+      </w:r>
+    </w:p>
+    <w:p>
+      <w:pPr>
+        <w:pStyle w:val="normal1"/>
+        <w:jc w:val="both"/>
+        <w:rPr>
+          <w:rFonts w:ascii="Arial" w:hAnsi="Arial"/>
+          <w:sz w:val="20"/>
+          <w:szCs w:val="20"/>
+        </w:rPr>
+      </w:pPr>
+      <w:r>
+        <w:rPr>
+          <w:rFonts w:eastAsia="Arial" w:cs="Arial" w:ascii="Arial" w:hAnsi="Arial"/>
+          <w:sz w:val="20"/>
+          <w:szCs w:val="20"/>
+        </w:rPr>
+        <w:t xml:space="preserve">Yours Faithfully,                </w:t>
+        <w:tab/>
+        <w:tab/>
+        <w:tab/>
+        <w:tab/>
+        <w:tab/>
+        <w:t xml:space="preserve"> </w:t>
+      </w:r>
+    </w:p>
+    <w:p>
+      <w:pPr>
+        <w:pStyle w:val="normal1"/>
+        <w:keepNext w:val="false"/>
+        <w:keepLines w:val="false"/>
+        <w:pageBreakBefore w:val="false"/>
+        <w:widowControl/>
+        <w:shd w:val="clear" w:fill="auto"/>
+        <w:spacing w:lineRule="auto" w:line="240" w:before="0" w:after="0"/>
+        <w:ind w:hanging="0" w:left="0" w:right="0"/>
+        <w:jc w:val="both"/>
+        <w:rPr>
+          <w:rFonts w:ascii="Arial" w:hAnsi="Arial" w:eastAsia="Andalus" w:cs="Andalus"/>
+          <w:b/>
+          <w:bCs/>
+          <w:i w:val="false"/>
+          <w:i w:val="false"/>
+          <w:iCs w:val="false"/>
+          <w:caps w:val="false"/>
+          <w:smallCaps w:val="false"/>
+          <w:strike w:val="false"/>
+          <w:dstrike w:val="false"/>
+          <w:position w:val="0"/>
+          <w:sz w:val="20"/>
+          <w:sz w:val="20"/>
+          <w:szCs w:val="20"/>
+          <w:u w:val="none"/>
+          <w:shd w:fill="auto" w:val="clear"/>
+          <w:vertAlign w:val="baseline"/>
+        </w:rPr>
+      </w:pPr>
+      <w:r>
+        <w:rPr>
+          <w:rFonts w:eastAsia="Andalus" w:cs="Andalus" w:ascii="Arial" w:hAnsi="Arial"/>
+          <w:b/>
+          <w:bCs/>
+          <w:i w:val="false"/>
+          <w:iCs w:val="false"/>
+          <w:caps w:val="false"/>
+          <w:smallCaps w:val="false"/>
+          <w:strike w:val="false"/>
+          <w:dstrike w:val="false"/>
+          <w:position w:val="0"/>
+          <w:sz w:val="20"/>
+          <w:sz w:val="20"/>
+          <w:szCs w:val="20"/>
+          <w:u w:val="none"/>
+          <w:shd w:fill="auto" w:val="clear"/>
+          <w:vertAlign w:val="baseline"/>
+        </w:rPr>
+      </w:r>
+    </w:p>
+    <w:p>
+      <w:pPr>
+        <w:pStyle w:val="normal1"/>
+        <w:keepNext w:val="false"/>
+        <w:keepLines w:val="false"/>
+        <w:pageBreakBefore w:val="false"/>
+        <w:widowControl/>
+        <w:shd w:val="clear" w:fill="auto"/>
+        <w:spacing w:lineRule="auto" w:line="240" w:before="0" w:after="0"/>
+        <w:ind w:hanging="0" w:left="0" w:right="0"/>
+        <w:jc w:val="both"/>
+        <w:rPr>
+          <w:rFonts w:ascii="Arial" w:hAnsi="Arial"/>
+          <w:sz w:val="20"/>
+          <w:szCs w:val="20"/>
+        </w:rPr>
+      </w:pPr>
+      <w:r>
+        <w:rPr>
+          <w:rFonts w:eastAsia="Andalus" w:cs="Andalus" w:ascii="Arial" w:hAnsi="Arial"/>
+          <w:b/>
+          <w:bCs/>
+          <w:i w:val="false"/>
+          <w:iCs w:val="false"/>
+          <w:caps w:val="false"/>
+          <w:smallCaps w:val="false"/>
+          <w:strike w:val="false"/>
+          <w:dstrike w:val="false"/>
+          <w:position w:val="0"/>
+          <w:sz w:val="20"/>
+          <w:sz w:val="20"/>
+          <w:szCs w:val="20"/>
+          <w:u w:val="none"/>
+          <w:shd w:fill="auto" w:val="clear"/>
+          <w:vertAlign w:val="baseline"/>
+        </w:rPr>
+        <w:t>FOR Horizon Enterprise</w:t>
+      </w:r>
+    </w:p>
+    <w:p>
+      <w:pPr>
+        <w:pStyle w:val="normal1"/>
+        <w:keepNext w:val="false"/>
+        <w:keepLines w:val="false"/>
+        <w:pageBreakBefore w:val="false"/>
+        <w:widowControl/>
+        <w:shd w:val="clear" w:fill="auto"/>
+        <w:spacing w:lineRule="auto" w:line="240" w:before="0" w:after="0"/>
+        <w:ind w:hanging="0" w:left="0" w:right="0"/>
+        <w:jc w:val="both"/>
         <w:rPr>
           <w:rFonts w:ascii="Arial" w:hAnsi="Arial" w:eastAsia="Arial" w:cs="Arial"/>
           <w:b w:val="false"/>
@@ -101,9 +597,9 @@
           <w:strike w:val="false"/>
           <w:dstrike w:val="false"/>
           <w:position w:val="0"/>
-          <w:sz w:val="24"/>
-          <w:sz w:val="24"/>
-          <w:szCs w:val="24"/>
+          <w:sz w:val="20"/>
+          <w:sz w:val="20"/>
+          <w:szCs w:val="20"/>
           <w:u w:val="none"/>
           <w:shd w:fill="auto" w:val="clear"/>
           <w:vertAlign w:val="baseline"/>
@@ -111,7 +607,7 @@
       </w:pPr>
       <w:r>
         <w:rPr>
-          <w:rFonts w:eastAsia="Arial" w:cs="Arial"/>
+          <w:rFonts w:eastAsia="Arial" w:cs="Arial" w:ascii="Arial" w:hAnsi="Arial"/>
           <w:b w:val="false"/>
           <w:bCs w:val="false"/>
           <w:i w:val="false"/>
@@ -121,98 +617,12 @@
           <w:strike w:val="false"/>
           <w:dstrike w:val="false"/>
           <w:position w:val="0"/>
-          <w:sz w:val="24"/>
-          <w:sz w:val="24"/>
-          <w:szCs w:val="24"/>
+          <w:sz w:val="20"/>
+          <w:sz w:val="20"/>
+          <w:szCs w:val="20"/>
           <w:u w:val="none"/>
           <w:shd w:fill="auto" w:val="clear"/>
           <w:vertAlign w:val="baseline"/>
-        </w:rPr>
-        <w:t xml:space="preserve">Dt. </w:t>
-      </w:r>
-      <w:r>
-        <w:rPr>
-          <w:rFonts w:eastAsia="Arial" w:cs="Arial"/>
-        </w:rPr>
-        <w:t>{{ generation_date }}</w:t>
-      </w:r>
-    </w:p>
-    <w:p>
-      <w:pPr>
-        <w:pStyle w:val="normal1"/>
-        <w:rPr/>
-      </w:pPr>
-      <w:r>
-        <w:rPr/>
-      </w:r>
-    </w:p>
-    <w:p>
-      <w:pPr>
-        <w:pStyle w:val="normal1"/>
-        <w:rPr>
-          <w:rFonts w:ascii="Arial" w:hAnsi="Arial" w:eastAsia="Arial" w:cs="Arial"/>
-          <w:b/>
-          <w:bCs/>
-          <w:u w:val="single"/>
-        </w:rPr>
-      </w:pPr>
-      <w:r>
-        <w:rPr>
-          <w:rFonts w:eastAsia="Arial" w:cs="Arial"/>
-          <w:b/>
-          <w:bCs/>
-          <w:u w:val="single"/>
-        </w:rPr>
-        <w:t>SUB : DECLARATION LETTER FOR SCOMET LIST CATEGORY</w:t>
-      </w:r>
-    </w:p>
-    <w:p>
-      <w:pPr>
-        <w:pStyle w:val="normal1"/>
-        <w:rPr>
-          <w:b/>
-          <w:bCs/>
-          <w:u w:val="single"/>
-        </w:rPr>
-      </w:pPr>
-      <w:r>
-        <w:rPr>
-          <w:rFonts w:eastAsia="Arial" w:cs="Arial"/>
-          <w:b/>
-          <w:bCs/>
-        </w:rPr>
-        <w:tab/>
-      </w:r>
-    </w:p>
-    <w:p>
-      <w:pPr>
-        <w:pStyle w:val="normal1"/>
-        <w:tabs>
-          <w:tab w:val="clear" w:pos="720"/>
-          <w:tab w:val="left" w:pos="6972" w:leader="none"/>
-        </w:tabs>
-        <w:rPr>
-          <w:rFonts w:ascii="Arial" w:hAnsi="Arial" w:eastAsia="Arial" w:cs="Arial"/>
-        </w:rPr>
-      </w:pPr>
-      <w:r>
-        <w:rPr>
-          <w:rFonts w:eastAsia="Arial" w:cs="Arial"/>
-        </w:rPr>
-        <w:t>Respected Sir,</w:t>
-        <w:tab/>
-      </w:r>
-    </w:p>
-    <w:p>
-      <w:pPr>
-        <w:pStyle w:val="normal1"/>
-        <w:rPr>
-          <w:rFonts w:ascii="Arial" w:hAnsi="Arial" w:eastAsia="Arial" w:cs="Arial"/>
-        </w:rPr>
-      </w:pPr>
-      <w:r>
-        <w:rPr>
-          <w:rFonts w:eastAsia="Arial" w:cs="Arial"/>
         </w:rPr>
       </w:r>
     </w:p>
@@ -228,453 +638,17 @@
         <w:ind w:hanging="0" w:left="0" w:right="0"/>
         <w:jc w:val="both"/>
         <w:rPr>
-          <w:rFonts w:ascii="Arial" w:hAnsi="Arial" w:eastAsia="Arial" w:cs="Arial"/>
-          <w:b w:val="false"/>
-          <w:bCs w:val="false"/>
-          <w:i w:val="false"/>
-          <w:i w:val="false"/>
-          <w:iCs w:val="false"/>
-          <w:caps w:val="false"/>
-          <w:smallCaps w:val="false"/>
-          <w:strike w:val="false"/>
-          <w:dstrike w:val="false"/>
-          <w:position w:val="0"/>
-          <w:sz w:val="24"/>
-          <w:sz w:val="24"/>
-          <w:szCs w:val="24"/>
-          <w:u w:val="none"/>
-          <w:shd w:fill="auto" w:val="clear"/>
-          <w:vertAlign w:val="baseline"/>
-        </w:rPr>
-      </w:pPr>
-      <w:r>
-        <w:rPr>
-          <w:rFonts w:eastAsia="Arial" w:cs="Arial"/>
-          <w:b w:val="false"/>
-          <w:bCs w:val="false"/>
-          <w:i w:val="false"/>
-          <w:iCs w:val="false"/>
-          <w:caps w:val="false"/>
-          <w:smallCaps w:val="false"/>
-          <w:strike w:val="false"/>
-          <w:dstrike w:val="false"/>
-          <w:position w:val="0"/>
-          <w:sz w:val="24"/>
-          <w:sz w:val="24"/>
-          <w:szCs w:val="24"/>
-          <w:u w:val="none"/>
-          <w:shd w:fill="auto" w:val="clear"/>
-          <w:vertAlign w:val="baseline"/>
-        </w:rPr>
-        <w:t>We hereby declare that our product “</w:t>
-      </w:r>
-      <w:r>
-        <w:rPr>
-          <w:rFonts w:eastAsia="Arial" w:cs="Arial"/>
-        </w:rPr>
-        <w:t>{{ scomet_product_desc }}</w:t>
-      </w:r>
-      <w:r>
-        <w:rPr>
-          <w:rFonts w:eastAsia="Arial" w:cs="Arial"/>
-          <w:b w:val="false"/>
-          <w:bCs w:val="false"/>
-          <w:i w:val="false"/>
-          <w:iCs w:val="false"/>
-          <w:caps w:val="false"/>
-          <w:smallCaps w:val="false"/>
-          <w:strike w:val="false"/>
-          <w:dstrike w:val="false"/>
-          <w:position w:val="0"/>
-          <w:sz w:val="24"/>
-          <w:sz w:val="24"/>
-          <w:szCs w:val="24"/>
-          <w:u w:val="none"/>
-          <w:shd w:fill="auto" w:val="clear"/>
-          <w:vertAlign w:val="baseline"/>
-        </w:rPr>
-        <w:t xml:space="preserve">”, as per our Invoice No. </w:t>
-      </w:r>
-      <w:r>
-        <w:rPr>
-          <w:rFonts w:eastAsia="Arial" w:cs="Arial"/>
-        </w:rPr>
-        <w:t>{{ invoice_no }}</w:t>
-      </w:r>
-      <w:r>
-        <w:rPr>
-          <w:rFonts w:eastAsia="Arial" w:cs="Arial"/>
-          <w:b w:val="false"/>
-          <w:bCs w:val="false"/>
-          <w:i w:val="false"/>
-          <w:iCs w:val="false"/>
-          <w:caps w:val="false"/>
-          <w:smallCaps w:val="false"/>
-          <w:strike w:val="false"/>
-          <w:dstrike w:val="false"/>
-          <w:position w:val="0"/>
-          <w:sz w:val="24"/>
-          <w:sz w:val="24"/>
-          <w:szCs w:val="24"/>
-          <w:u w:val="none"/>
-          <w:shd w:fill="auto" w:val="clear"/>
-          <w:vertAlign w:val="baseline"/>
-        </w:rPr>
-        <w:t xml:space="preserve"> DT </w:t>
-      </w:r>
-      <w:r>
-        <w:rPr>
-          <w:rFonts w:eastAsia="Arial" w:cs="Arial"/>
-        </w:rPr>
-        <w:t>{{ invoice_date }}</w:t>
-      </w:r>
-      <w:r>
-        <w:rPr>
-          <w:rFonts w:eastAsia="Arial" w:cs="Arial"/>
-          <w:b w:val="false"/>
-          <w:bCs w:val="false"/>
-          <w:i w:val="false"/>
-          <w:iCs w:val="false"/>
-          <w:caps w:val="false"/>
-          <w:smallCaps w:val="false"/>
-          <w:strike w:val="false"/>
-          <w:dstrike w:val="false"/>
-          <w:position w:val="0"/>
-          <w:sz w:val="24"/>
-          <w:sz w:val="24"/>
-          <w:szCs w:val="24"/>
-          <w:u w:val="none"/>
-          <w:shd w:fill="auto" w:val="clear"/>
-          <w:vertAlign w:val="baseline"/>
-        </w:rPr>
-        <w:t xml:space="preserve"> are traded by us and not listed in SCOMET list.</w:t>
-      </w:r>
-    </w:p>
-    <w:p>
-      <w:pPr>
-        <w:pStyle w:val="normal1"/>
-        <w:jc w:val="both"/>
-        <w:rPr>
-          <w:rFonts w:ascii="Arial" w:hAnsi="Arial" w:eastAsia="Arial" w:cs="Arial"/>
-        </w:rPr>
-      </w:pPr>
-      <w:r>
-        <w:rPr>
-          <w:rFonts w:eastAsia="Arial" w:cs="Arial"/>
-        </w:rPr>
-      </w:r>
-    </w:p>
-    <w:p>
-      <w:pPr>
-        <w:pStyle w:val="normal1"/>
-        <w:jc w:val="both"/>
-        <w:rPr>
-          <w:rFonts w:ascii="Arial" w:hAnsi="Arial" w:eastAsia="Arial" w:cs="Arial"/>
-        </w:rPr>
-      </w:pPr>
-      <w:r>
-        <w:rPr>
-          <w:rFonts w:eastAsia="Arial" w:cs="Arial"/>
-        </w:rPr>
-        <w:t xml:space="preserve">Therefore, we request you to clear cargo against shipping bill. </w:t>
-      </w:r>
-    </w:p>
-    <w:p>
-      <w:pPr>
-        <w:pStyle w:val="normal1"/>
-        <w:jc w:val="both"/>
-        <w:rPr>
-          <w:rFonts w:ascii="Arial" w:hAnsi="Arial" w:eastAsia="Arial" w:cs="Arial"/>
-        </w:rPr>
-      </w:pPr>
-      <w:r>
-        <w:rPr>
-          <w:rFonts w:eastAsia="Arial" w:cs="Arial"/>
-        </w:rPr>
-      </w:r>
-    </w:p>
-    <w:p>
-      <w:pPr>
-        <w:pStyle w:val="normal1"/>
-        <w:jc w:val="both"/>
-        <w:rPr>
-          <w:rFonts w:ascii="Arial" w:hAnsi="Arial" w:eastAsia="Arial" w:cs="Arial"/>
-        </w:rPr>
-      </w:pPr>
-      <w:r>
-        <w:rPr>
-          <w:rFonts w:eastAsia="Arial" w:cs="Arial"/>
-        </w:rPr>
-        <w:t>Thanking for your kind co-operation.</w:t>
-      </w:r>
-    </w:p>
-    <w:p>
-      <w:pPr>
-        <w:pStyle w:val="normal1"/>
-        <w:jc w:val="both"/>
-        <w:rPr>
-          <w:rFonts w:ascii="Arial" w:hAnsi="Arial" w:eastAsia="Arial" w:cs="Arial"/>
-        </w:rPr>
-      </w:pPr>
-      <w:r>
-        <w:rPr>
-          <w:rFonts w:eastAsia="Arial" w:cs="Arial"/>
-        </w:rPr>
-      </w:r>
-    </w:p>
-    <w:p>
-      <w:pPr>
-        <w:pStyle w:val="normal1"/>
-        <w:jc w:val="both"/>
-        <w:rPr>
-          <w:rFonts w:ascii="Arial" w:hAnsi="Arial" w:eastAsia="Arial" w:cs="Arial"/>
-        </w:rPr>
-      </w:pPr>
-      <w:r>
-        <w:rPr>
-          <w:rFonts w:eastAsia="Arial" w:cs="Arial"/>
-        </w:rPr>
-        <w:t xml:space="preserve">Yours Faithfully,                </w:t>
-        <w:tab/>
-        <w:tab/>
-        <w:tab/>
-        <w:tab/>
-        <w:tab/>
-        <w:t xml:space="preserve"> </w:t>
-      </w:r>
-    </w:p>
-    <w:p>
-      <w:pPr>
-        <w:pStyle w:val="normal1"/>
-        <w:keepNext w:val="false"/>
-        <w:keepLines w:val="false"/>
-        <w:pageBreakBefore w:val="false"/>
-        <w:widowControl/>
-        <w:shd w:val="clear" w:fill="auto"/>
-        <w:spacing w:lineRule="auto" w:line="240" w:before="0" w:after="0"/>
-        <w:ind w:hanging="0" w:left="0" w:right="0"/>
-        <w:jc w:val="both"/>
-        <w:rPr>
-          <w:rFonts w:ascii="Andalus" w:hAnsi="Andalus" w:eastAsia="Andalus" w:cs="Andalus"/>
-          <w:b/>
-          <w:bCs/>
-          <w:i w:val="false"/>
-          <w:i w:val="false"/>
-          <w:iCs w:val="false"/>
-          <w:caps w:val="false"/>
-          <w:smallCaps w:val="false"/>
-          <w:strike w:val="false"/>
-          <w:dstrike w:val="false"/>
-          <w:position w:val="0"/>
-          <w:sz w:val="26"/>
-          <w:sz w:val="26"/>
-          <w:szCs w:val="26"/>
-          <w:u w:val="none"/>
-          <w:shd w:fill="auto" w:val="clear"/>
-          <w:vertAlign w:val="baseline"/>
-        </w:rPr>
-      </w:pPr>
-      <w:r>
-        <w:rPr>
-          <w:rFonts w:eastAsia="Andalus" w:cs="Andalus" w:ascii="Andalus" w:hAnsi="Andalus"/>
-          <w:b/>
-          <w:bCs/>
-          <w:i w:val="false"/>
-          <w:iCs w:val="false"/>
-          <w:caps w:val="false"/>
-          <w:smallCaps w:val="false"/>
-          <w:strike w:val="false"/>
-          <w:dstrike w:val="false"/>
-          <w:position w:val="0"/>
-          <w:sz w:val="26"/>
-          <w:sz w:val="26"/>
-          <w:szCs w:val="26"/>
-          <w:u w:val="none"/>
-          <w:shd w:fill="auto" w:val="clear"/>
-          <w:vertAlign w:val="baseline"/>
-        </w:rPr>
-      </w:r>
-    </w:p>
-    <w:p>
-      <w:pPr>
-        <w:pStyle w:val="normal1"/>
-        <w:keepNext w:val="false"/>
-        <w:keepLines w:val="false"/>
-        <w:pageBreakBefore w:val="false"/>
-        <w:widowControl/>
-        <w:shd w:val="clear" w:fill="auto"/>
-        <w:spacing w:lineRule="auto" w:line="240" w:before="0" w:after="0"/>
-        <w:ind w:hanging="0" w:left="0" w:right="0"/>
-        <w:jc w:val="both"/>
-        <w:rPr>
-          <w:rFonts w:ascii="Andalus" w:hAnsi="Andalus" w:eastAsia="Andalus" w:cs="Andalus"/>
-          <w:b/>
-          <w:bCs/>
-          <w:i w:val="false"/>
-          <w:i w:val="false"/>
-          <w:iCs w:val="false"/>
-          <w:caps w:val="false"/>
-          <w:smallCaps w:val="false"/>
-          <w:strike w:val="false"/>
-          <w:dstrike w:val="false"/>
-          <w:position w:val="0"/>
-          <w:sz w:val="26"/>
-          <w:sz w:val="26"/>
-          <w:szCs w:val="26"/>
-          <w:u w:val="none"/>
-          <w:shd w:fill="auto" w:val="clear"/>
-          <w:vertAlign w:val="baseline"/>
-        </w:rPr>
-      </w:pPr>
-      <w:r>
-        <w:rPr>
-          <w:rFonts w:eastAsia="Andalus" w:cs="Andalus" w:ascii="Andalus" w:hAnsi="Andalus"/>
-          <w:b/>
-          <w:bCs/>
-          <w:i w:val="false"/>
-          <w:iCs w:val="false"/>
-          <w:caps w:val="false"/>
-          <w:smallCaps w:val="false"/>
-          <w:strike w:val="false"/>
-          <w:dstrike w:val="false"/>
-          <w:position w:val="0"/>
-          <w:sz w:val="26"/>
-          <w:sz w:val="26"/>
-          <w:szCs w:val="26"/>
-          <w:u w:val="none"/>
-          <w:shd w:fill="auto" w:val="clear"/>
-          <w:vertAlign w:val="baseline"/>
-        </w:rPr>
-        <w:t>F</w:t>
-      </w:r>
-      <w:r>
-        <w:rPr>
-          <w:rFonts w:eastAsia="Andalus" w:cs="Andalus" w:ascii="Andalus" w:hAnsi="Andalus"/>
-          <w:b/>
-          <w:bCs/>
-          <w:i w:val="false"/>
-          <w:iCs w:val="false"/>
-          <w:caps w:val="false"/>
-          <w:smallCaps w:val="false"/>
-          <w:strike w:val="false"/>
-          <w:dstrike w:val="false"/>
-          <w:position w:val="0"/>
-          <w:sz w:val="26"/>
-          <w:sz w:val="26"/>
-          <w:szCs w:val="26"/>
-          <w:u w:val="none"/>
-          <w:shd w:fill="auto" w:val="clear"/>
-          <w:vertAlign w:val="baseline"/>
-        </w:rPr>
-        <w:t>OR</w:t>
-      </w:r>
-      <w:r>
-        <w:rPr>
-          <w:rFonts w:eastAsia="Andalus" w:cs="Andalus" w:ascii="Andalus" w:hAnsi="Andalus"/>
-          <w:b/>
-          <w:bCs/>
-          <w:i w:val="false"/>
-          <w:iCs w:val="false"/>
-          <w:caps w:val="false"/>
-          <w:smallCaps w:val="false"/>
-          <w:strike w:val="false"/>
-          <w:dstrike w:val="false"/>
-          <w:position w:val="0"/>
-          <w:sz w:val="26"/>
-          <w:sz w:val="26"/>
-          <w:szCs w:val="26"/>
-          <w:u w:val="none"/>
-          <w:shd w:fill="auto" w:val="clear"/>
-          <w:vertAlign w:val="baseline"/>
-        </w:rPr>
-        <w:t xml:space="preserve"> Horizon Enterprise</w:t>
-      </w:r>
-    </w:p>
-    <w:p>
-      <w:pPr>
-        <w:pStyle w:val="normal1"/>
-        <w:keepNext w:val="false"/>
-        <w:keepLines w:val="false"/>
-        <w:pageBreakBefore w:val="false"/>
-        <w:widowControl/>
-        <w:shd w:val="clear" w:fill="auto"/>
-        <w:spacing w:lineRule="auto" w:line="240" w:before="0" w:after="0"/>
-        <w:ind w:hanging="0" w:left="0" w:right="0"/>
-        <w:jc w:val="both"/>
-        <w:rPr>
-          <w:rFonts w:ascii="Arial" w:hAnsi="Arial" w:eastAsia="Arial" w:cs="Arial"/>
-          <w:b w:val="false"/>
-          <w:bCs w:val="false"/>
-          <w:i w:val="false"/>
-          <w:i w:val="false"/>
-          <w:iCs w:val="false"/>
-          <w:caps w:val="false"/>
-          <w:smallCaps w:val="false"/>
-          <w:strike w:val="false"/>
-          <w:dstrike w:val="false"/>
-          <w:position w:val="0"/>
-          <w:sz w:val="20"/>
-          <w:sz w:val="20"/>
-          <w:szCs w:val="20"/>
-          <w:u w:val="none"/>
-          <w:shd w:fill="auto" w:val="clear"/>
-          <w:vertAlign w:val="baseline"/>
-        </w:rPr>
-      </w:pPr>
-      <w:r>
-        <w:rPr>
-          <w:rFonts w:eastAsia="Arial" w:cs="Arial"/>
-          <w:b w:val="false"/>
-          <w:bCs w:val="false"/>
-          <w:i w:val="false"/>
-          <w:iCs w:val="false"/>
-          <w:caps w:val="false"/>
-          <w:smallCaps w:val="false"/>
-          <w:strike w:val="false"/>
-          <w:dstrike w:val="false"/>
-          <w:position w:val="0"/>
-          <w:sz w:val="20"/>
-          <w:sz w:val="20"/>
-          <w:szCs w:val="20"/>
-          <w:u w:val="none"/>
-          <w:shd w:fill="auto" w:val="clear"/>
-          <w:vertAlign w:val="baseline"/>
-        </w:rPr>
-      </w:r>
-    </w:p>
-    <w:p>
-      <w:pPr>
-        <w:pStyle w:val="normal1"/>
-        <w:keepNext w:val="false"/>
-        <w:keepLines w:val="false"/>
-        <w:pageBreakBefore w:val="false"/>
-        <w:widowControl/>
-        <w:shd w:val="clear" w:fill="auto"/>
-        <w:spacing w:lineRule="auto" w:line="240" w:before="0" w:after="0"/>
-        <w:ind w:hanging="0" w:left="0" w:right="0"/>
-        <w:jc w:val="both"/>
-        <w:rPr>
-          <w:rFonts w:ascii="Arial" w:hAnsi="Arial" w:eastAsia="Arial" w:cs="Arial"/>
-          <w:b w:val="false"/>
-          <w:bCs w:val="false"/>
-          <w:i w:val="false"/>
-          <w:i w:val="false"/>
-          <w:iCs w:val="false"/>
-          <w:caps w:val="false"/>
-          <w:smallCaps w:val="false"/>
-          <w:strike w:val="false"/>
-          <w:dstrike w:val="false"/>
-          <w:position w:val="0"/>
-          <w:sz w:val="20"/>
-          <w:sz w:val="20"/>
-          <w:szCs w:val="20"/>
-          <w:u w:val="none"/>
-          <w:shd w:fill="auto" w:val="clear"/>
-          <w:vertAlign w:val="baseline"/>
-        </w:rPr>
-      </w:pPr>
-      <w:r>
-        <w:rPr/>
+          <w:rFonts w:ascii="Arial" w:hAnsi="Arial"/>
+          <w:sz w:val="20"/>
+          <w:szCs w:val="20"/>
+        </w:rPr>
+      </w:pPr>
+      <w:r>
+        <w:rPr>
+          <w:rFonts w:ascii="Arial" w:hAnsi="Arial"/>
+          <w:sz w:val="20"/>
+          <w:szCs w:val="20"/>
+        </w:rPr>
         <w:drawing>
           <wp:inline distT="0" distB="0" distL="0" distR="0">
             <wp:extent cx="2178050" cy="1016000"/>
@@ -726,7 +700,7 @@
         <w:ind w:hanging="0" w:left="0" w:right="0"/>
         <w:jc w:val="both"/>
         <w:rPr>
-          <w:rFonts w:ascii="Andalus" w:hAnsi="Andalus" w:eastAsia="Andalus" w:cs="Andalus"/>
+          <w:rFonts w:ascii="Arial" w:hAnsi="Arial" w:eastAsia="Andalus" w:cs="Andalus"/>
           <w:b/>
           <w:bCs/>
           <w:i w:val="false"/>
@@ -737,9 +711,9 @@
           <w:strike w:val="false"/>
           <w:dstrike w:val="false"/>
           <w:position w:val="0"/>
-          <w:sz w:val="26"/>
-          <w:sz w:val="26"/>
-          <w:szCs w:val="26"/>
+          <w:sz w:val="20"/>
+          <w:sz w:val="20"/>
+          <w:szCs w:val="20"/>
           <w:u w:val="none"/>
           <w:shd w:fill="auto" w:val="clear"/>
           <w:vertAlign w:val="baseline"/>
@@ -747,7 +721,7 @@
       </w:pPr>
       <w:r>
         <w:rPr>
-          <w:rFonts w:eastAsia="Andalus" w:cs="Andalus" w:ascii="Andalus" w:hAnsi="Andalus"/>
+          <w:rFonts w:eastAsia="Andalus" w:cs="Andalus" w:ascii="Arial" w:hAnsi="Arial"/>
           <w:b/>
           <w:bCs/>
           <w:i w:val="false"/>
@@ -757,9 +731,9 @@
           <w:strike w:val="false"/>
           <w:dstrike w:val="false"/>
           <w:position w:val="0"/>
-          <w:sz w:val="26"/>
-          <w:sz w:val="26"/>
-          <w:szCs w:val="26"/>
+          <w:sz w:val="20"/>
+          <w:sz w:val="20"/>
+          <w:szCs w:val="20"/>
           <w:u w:val="none"/>
           <w:shd w:fill="auto" w:val="clear"/>
           <w:vertAlign w:val="baseline"/>
@@ -775,28 +749,14 @@
         <w:ind w:hanging="0" w:left="0" w:right="0"/>
         <w:jc w:val="both"/>
         <w:rPr>
-          <w:rFonts w:ascii="Andalus" w:hAnsi="Andalus" w:eastAsia="Andalus" w:cs="Andalus"/>
-          <w:b/>
-          <w:bCs/>
-          <w:i w:val="false"/>
-          <w:i w:val="false"/>
-          <w:iCs w:val="false"/>
-          <w:caps w:val="false"/>
-          <w:smallCaps w:val="false"/>
-          <w:strike w:val="false"/>
-          <w:dstrike w:val="false"/>
-          <w:position w:val="0"/>
-          <w:sz w:val="26"/>
-          <w:sz w:val="26"/>
-          <w:szCs w:val="26"/>
-          <w:u w:val="none"/>
-          <w:shd w:fill="auto" w:val="clear"/>
-          <w:vertAlign w:val="baseline"/>
-        </w:rPr>
-      </w:pPr>
-      <w:r>
-        <w:rPr>
-          <w:rFonts w:eastAsia="Andalus" w:cs="Andalus" w:ascii="Andalus" w:hAnsi="Andalus"/>
+          <w:rFonts w:ascii="Arial" w:hAnsi="Arial"/>
+          <w:sz w:val="20"/>
+          <w:szCs w:val="20"/>
+        </w:rPr>
+      </w:pPr>
+      <w:r>
+        <w:rPr>
+          <w:rFonts w:eastAsia="Andalus" w:cs="Andalus" w:ascii="Arial" w:hAnsi="Arial"/>
           <w:b/>
           <w:bCs/>
           <w:i w:val="false"/>
@@ -806,9 +766,9 @@
           <w:strike w:val="false"/>
           <w:dstrike w:val="false"/>
           <w:position w:val="0"/>
-          <w:sz w:val="26"/>
-          <w:sz w:val="26"/>
-          <w:szCs w:val="26"/>
+          <w:sz w:val="20"/>
+          <w:sz w:val="20"/>
+          <w:szCs w:val="20"/>
           <w:u w:val="none"/>
           <w:shd w:fill="auto" w:val="clear"/>
           <w:vertAlign w:val="baseline"/>
